--- a/ru/wisdom-stories/if-i-dont-do-it-these-days-the-world-wont-collapse.docx
+++ b/ru/wisdom-stories/if-i-dont-do-it-these-days-the-world-wont-collapse.docx
@@ -4,190 +4,95 @@
   <w:body>
     <w:p>
       <w:pPr>
-        <w:spacing w:before="0" w:after="60"/>
-        <w:jc w:val="left"/>
+        <w:pStyle w:val="Title"/>
       </w:pPr>
       <w:r>
-        <w:rPr>
-          <w:rFonts w:ascii="Arial" w:hAnsi="Arial" w:eastAsia="Arial"/>
-          <w:i w:val="0"/>
-          <w:color w:val="000000"/>
-          <w:sz w:val="52"/>
-        </w:rPr>
-        <w:t>Если я этого не сделаю в эти дни, мир не рухнет.</w:t>
+        <w:t>Мир не рухнет</w:t>
       </w:r>
     </w:p>
     <w:p>
-      <w:pPr>
-        <w:jc w:val="left"/>
-      </w:pPr>
+      <w:pPr/>
       <w:r>
-        <w:rPr>
-          <w:rFonts w:ascii="Arial" w:hAnsi="Arial" w:eastAsia="Arial"/>
-          <w:i w:val="0"/>
-          <w:color w:val="000000"/>
-          <w:sz w:val="22"/>
-        </w:rPr>
         <w:t>Когда я спросил одного из наших сотрудников, на каком этапе находится выполнение порученного ему задания, его ответ меня глубоко разочаровал:</w:t>
       </w:r>
     </w:p>
     <w:p>
       <w:pPr>
-        <w:jc w:val="left"/>
+        <w:spacing w:after="80"/>
       </w:pPr>
       <w:r>
-        <w:rPr>
-          <w:rFonts w:ascii="Arial" w:hAnsi="Arial" w:eastAsia="Arial"/>
-          <w:i w:val="0"/>
-          <w:color w:val="000000"/>
-          <w:sz w:val="22"/>
-        </w:rPr>
         <w:t>«Если я этого не сделаю в эти дни, мир не рухнет…»</w:t>
       </w:r>
     </w:p>
     <w:p>
-      <w:pPr>
-        <w:jc w:val="left"/>
-      </w:pPr>
+      <w:pPr/>
       <w:r>
-        <w:rPr>
-          <w:rFonts w:ascii="Arial" w:hAnsi="Arial" w:eastAsia="Arial"/>
-          <w:i w:val="0"/>
-          <w:color w:val="000000"/>
-          <w:sz w:val="22"/>
-        </w:rPr>
         <w:t>Я на мгновение задумался: Да, мир не рухнет. Но как же доверие между нами? Разве оно тоже не разрушится? Разве такие отношения не навредят нашему сотрудничеству, взаимному уважению и общей работе, которую мы выполняем?</w:t>
       </w:r>
     </w:p>
     <w:p>
-      <w:pPr>
-        <w:jc w:val="left"/>
-      </w:pPr>
+      <w:pPr/>
       <w:r>
-        <w:rPr>
-          <w:rFonts w:ascii="Arial" w:hAnsi="Arial" w:eastAsia="Arial"/>
-          <w:i w:val="0"/>
-          <w:color w:val="000000"/>
-          <w:sz w:val="22"/>
-        </w:rPr>
-        <w:t>Проблема заключалась не в том, что задание было отложено на несколько дней. Проблема заключалась в отношении человека к взятым на себя обязательствам. Потому что ответственность – это не только выполнение работы, но и сдерживание своего слова, оправдание доверия другой стороны и обеспечение того, чтобы люди могли на вас положиться.</w:t>
+        <w:t>Дело было не в задержке на несколько дней, а в отношении к обещанию. Ответственность — это ещё и умение держать слово, уважать чужое время и оставаться человеком, на которого можно положиться.</w:t>
+      </w:r>
+    </w:p>
+    <w:p>
+      <w:pPr/>
+      <w:r>
+        <w:t>Я думаю, что не следует подходить к любым взятым на себя обязательствам таким безответственным образом. Еще более прискорбно то, как был выражен этот подход. Для меня такой ответ звучит как минимум грубо и показывает, что время, усилия и доверие другой стороны недостаточно ценятся.</w:t>
+      </w:r>
+    </w:p>
+    <w:p>
+      <w:pPr/>
+      <w:r>
+        <w:t>Должен признать, эти слова разбили мне сердце. В тот момент я понял, что наше сотрудничество не может продолжаться как прежде. Потому что основой любых профессиональных отношений является доверие. Когда доверие пошатнуто, сотрудничество также подвергается серьезному испытанию.</w:t>
+      </w:r>
+    </w:p>
+    <w:p>
+      <w:pPr/>
+      <w:r>
+        <w:t>Больше всего огорчило, что коллега, даже поняв неуместность своих слов, не извинился и не выполнил задание. Пришлось искать другой способ решить задачу.</w:t>
       </w:r>
     </w:p>
     <w:p>
       <w:pPr>
-        <w:jc w:val="left"/>
+        <w:keepNext/>
       </w:pPr>
       <w:r>
-        <w:rPr>
-          <w:rFonts w:ascii="Arial" w:hAnsi="Arial" w:eastAsia="Arial"/>
-          <w:i w:val="0"/>
-          <w:color w:val="000000"/>
-          <w:sz w:val="22"/>
-        </w:rPr>
-        <w:t>Я думаю, что не следует подходить к любым взятым на себя обязательствам таким безответственным образом. Еще более прискорбно то, как был выражен этот подход. Для меня такой ответ звучит как минимум грубо и показывает, что время, усилия и доверие другой стороны недостаточно ценятся.</w:t>
+        <w:t>Этот случай напомнил мне: важнейшая ценность в совместной работе — доверие. Его можно завоёвывать годами и потерять одной неосторожной фразой.</w:t>
       </w:r>
     </w:p>
     <w:p>
       <w:pPr>
-        <w:jc w:val="left"/>
+        <w:keepNext/>
+        <w:keepLines/>
+        <w:spacing w:before="160" w:after="80"/>
       </w:pPr>
       <w:r>
         <w:rPr>
-          <w:rFonts w:ascii="Arial" w:hAnsi="Arial" w:eastAsia="Arial"/>
-          <w:i w:val="0"/>
-          <w:color w:val="000000"/>
-          <w:sz w:val="22"/>
+          <w:b/>
         </w:rPr>
-        <w:t>Должен признать, эти слова разбили мне сердце. В тот момент я понял, что наше сотрудничество не может продолжаться как прежде. Потому что основой любых профессиональных отношений является доверие. Когда доверие пошатнуто, сотрудничество также подвергается серьезному испытанию.</w:t>
+        <w:t>Мораль:</w:t>
+      </w:r>
+      <w:r>
+        <w:t xml:space="preserve"> Держать слово — значит беречь доверие. Без него невозможно надёжное сотрудничество.</w:t>
       </w:r>
     </w:p>
     <w:p>
       <w:pPr>
-        <w:jc w:val="left"/>
+        <w:spacing w:after="80"/>
       </w:pPr>
       <w:r>
         <w:rPr>
-          <w:rFonts w:ascii="Arial" w:hAnsi="Arial" w:eastAsia="Arial"/>
-          <w:i w:val="0"/>
-          <w:color w:val="000000"/>
-          <w:sz w:val="22"/>
-        </w:rPr>
-        <w:t>Больше всего меня разочаровало то, что мой коллега осознал неправильность своих слов, не извинился и не выполнил задание. В результате мое доверие к нему пошатнулось, поэтому мне пришлось предложить решение проблемы другим способом.</w:t>
-      </w:r>
-    </w:p>
-    <w:p>
-      <w:pPr>
-        <w:jc w:val="left"/>
-      </w:pPr>
-      <w:r>
-        <w:rPr>
-          <w:rFonts w:ascii="Arial" w:hAnsi="Arial" w:eastAsia="Arial"/>
-          <w:i w:val="0"/>
-          <w:color w:val="000000"/>
-          <w:sz w:val="22"/>
-        </w:rPr>
-        <w:t>Этот инцидент еще раз показал мне, что самым ценным ресурсом в организациях является время, а не деньги или технологии. Самый ценный ресурс — это доверие, которое люди испытывают друг к другу. На завоевание доверия могут уйти годы, но иногда его можно потерять всего одним предложением.</w:t>
-      </w:r>
-    </w:p>
-    <w:p>
-      <w:pPr>
-        <w:pStyle w:val="Moral"/>
-        <w:keepNext/>
-        <w:keepLines/>
-        <w:widowControl/>
-        <w:spacing w:before="240" w:after="180" w:line="283" w:lineRule="auto"/>
-        <w:ind w:left="240" w:right="240"/>
-        <w:jc w:val="left"/>
-        <w:pBdr>
-          <w:top w:val="single" w:sz="8" w:space="7" w:color="E8D59A"/>
-          <w:left w:val="single" w:sz="32" w:space="11" w:color="C6A23A"/>
-          <w:bottom w:val="single" w:sz="8" w:space="7" w:color="E8D59A"/>
-          <w:right w:val="single" w:sz="8" w:space="11" w:color="E8D59A"/>
-        </w:pBdr>
-        <w:shd w:val="clear" w:color="auto" w:fill="FFF8E1"/>
-      </w:pPr>
-      <w:r>
-        <w:rPr>
-          <w:rFonts w:ascii="Arial" w:hAnsi="Arial" w:eastAsia="Arial" w:cs="Arial"/>
-          <w:b/>
-          <w:i w:val="0"/>
-          <w:color w:val="9A7417"/>
-          <w:sz w:val="22"/>
-        </w:rPr>
-        <w:t xml:space="preserve">Мораль: </w:t>
-      </w:r>
-      <w:r>
-        <w:rPr>
-          <w:rFonts w:ascii="Arial" w:hAnsi="Arial" w:eastAsia="Arial" w:cs="Arial"/>
-          <w:b w:val="0"/>
-          <w:i w:val="0"/>
-          <w:color w:val="3F3826"/>
-          <w:sz w:val="22"/>
-        </w:rPr>
-        <w:t>Доверие — это самый ценный актив организаций. На его завоевание уходят годы, а потеря его подобна приговору — те, кто держит слово, оберегают это богатство.</w:t>
-      </w:r>
-    </w:p>
-    <w:p>
-      <w:pPr>
-        <w:keepLines/>
-        <w:widowControl/>
-        <w:spacing w:before="60" w:after="0" w:line="240" w:lineRule="auto"/>
-        <w:jc w:val="right"/>
-      </w:pPr>
-      <w:r>
-        <w:rPr>
-          <w:rFonts w:ascii="Arial" w:hAnsi="Arial" w:eastAsia="Arial" w:cs="Arial"/>
-          <w:b w:val="0"/>
           <w:i/>
-          <w:color w:val="8A7950"/>
-          <w:sz w:val="17"/>
+          <w:sz w:val="18"/>
         </w:rPr>
         <w:t>«История взята из открытых источников Интернета.»</w:t>
       </w:r>
     </w:p>
     <w:sectPr>
-      <w:pgSz w:w="12240" w:h="15840"/>
-      <w:pgMar w:top="1440" w:right="1440" w:bottom="1440" w:left="1440" w:header="708" w:footer="708" w:gutter="0"/>
+      <w:pgSz w:w="11909" w:h="16834"/>
+      <w:pgMar w:top="1152" w:right="1224" w:bottom="1152" w:left="1224" w:header="720" w:footer="720" w:gutter="0"/>
       <w:cols w:space="720"/>
       <w:docGrid w:linePitch="360"/>
     </w:sectPr>
@@ -559,12 +464,14 @@
     <w:qFormat/>
     <w:rsid w:val="00FC693F"/>
     <w:pPr>
-      <w:spacing w:before="0" w:after="160" w:line="276" w:lineRule="auto"/>
+      <w:widowControl/>
+      <w:spacing w:after="120" w:line="269" w:lineRule="auto"/>
     </w:pPr>
     <w:rPr>
-      <w:rFonts w:ascii="Arial" w:hAnsi="Arial" w:eastAsia="Arial"/>
+      <w:rFonts w:ascii="Arial" w:hAnsi="Arial"/>
       <w:color w:val="000000"/>
       <w:sz w:val="22"/>
+      <w:lang w:val="ru-RU"/>
     </w:rPr>
   </w:style>
   <w:style w:type="paragraph" w:styleId="Header">
@@ -908,18 +815,20 @@
     <w:qFormat/>
     <w:rsid w:val="00FC693F"/>
     <w:pPr>
+      <w:keepNext/>
       <w:pBdr>
         <w:bottom w:val="single" w:sz="8" w:space="4" w:color="4F81BD" w:themeColor="accent1"/>
       </w:pBdr>
-      <w:spacing w:after="300" w:line="240" w:lineRule="auto"/>
+      <w:spacing w:after="280" w:line="240" w:lineRule="auto"/>
       <w:contextualSpacing/>
     </w:pPr>
     <w:rPr>
-      <w:rFonts w:asciiTheme="majorHAnsi" w:eastAsiaTheme="majorEastAsia" w:hAnsiTheme="majorHAnsi" w:cstheme="majorBidi"/>
-      <w:color w:val="17365D" w:themeColor="text2" w:themeShade="BF"/>
+      <w:rFonts w:asciiTheme="majorHAnsi" w:eastAsiaTheme="majorEastAsia" w:hAnsiTheme="majorHAnsi" w:cstheme="majorBidi" w:ascii="Arial" w:hAnsi="Arial"/>
+      <w:b/>
+      <w:color w:val="000000"/>
       <w:spacing w:val="5"/>
       <w:kern w:val="28"/>
-      <w:sz w:val="52"/>
+      <w:sz w:val="34"/>
       <w:szCs w:val="52"/>
     </w:rPr>
   </w:style>
@@ -12248,18 +12157,6 @@
         <w:shd w:val="clear" w:color="auto" w:fill="FBCAA2" w:themeFill="accent6" w:themeFillTint="7F"/>
       </w:tcPr>
     </w:tblStylePr>
-  </w:style>
-  <w:style w:type="paragraph" w:customStyle="1" w:styleId="Moral">
-    <w:name w:val="Moral"/>
-    <w:basedOn w:val="Normal"/>
-    <w:pPr>
-      <w:spacing w:before="160" w:after="0" w:line="276" w:lineRule="auto"/>
-    </w:pPr>
-    <w:rPr>
-      <w:rFonts w:ascii="Arial" w:hAnsi="Arial" w:eastAsia="Arial"/>
-      <w:i/>
-      <w:sz w:val="22"/>
-    </w:rPr>
   </w:style>
 </w:styles>
 </file>

--- a/ru/wisdom-stories/if-i-dont-do-it-these-days-the-world-wont-collapse.docx
+++ b/ru/wisdom-stories/if-i-dont-do-it-these-days-the-world-wont-collapse.docx
@@ -7,7 +7,7 @@
         <w:pStyle w:val="Title"/>
       </w:pPr>
       <w:r>
-        <w:t>Мир не рухнет</w:t>
+        <w:t>Если я не сделаю это в эти дни, мир не рухнет</w:t>
       </w:r>
     </w:p>
     <w:p>
@@ -27,13 +27,13 @@
     <w:p>
       <w:pPr/>
       <w:r>
-        <w:t>Я на мгновение задумался: Да, мир не рухнет. Но как же доверие между нами? Разве оно тоже не разрушится? Разве такие отношения не навредят нашему сотрудничеству, взаимному уважению и общей работе, которую мы выполняем?</w:t>
+        <w:t>Я на мгновение задумался: Да, мир не рухнет. Но как же доверие между нами? Разве оно тоже не разрушится? Разве такое отношение не навредит нашему сотрудничеству, взаимному уважению и общей работе, которую мы выполняем?</w:t>
       </w:r>
     </w:p>
     <w:p>
       <w:pPr/>
       <w:r>
-        <w:t>Дело было не в задержке на несколько дней, а в отношении к обещанию. Ответственность — это ещё и умение держать слово, уважать чужое время и оставаться человеком, на которого можно положиться.</w:t>
+        <w:t>Дело было не в задержке на несколько дней, а в отношении к обещанию. Ответственность — это не только выполнить работу, но и держать данное слово, оправдать доверие другой стороны и сделать так, чтобы люди могли на тебя положиться.</w:t>
       </w:r>
     </w:p>
     <w:p>
@@ -51,7 +51,7 @@
     <w:p>
       <w:pPr/>
       <w:r>
-        <w:t>Больше всего огорчило, что коллега, даже поняв неуместность своих слов, не извинился и не выполнил задание. Пришлось искать другой способ решить задачу.</w:t>
+        <w:t>Больше всего огорчило, что коллега не понял, что его слова были неверны, не извинился за них и не выполнил задание. Поскольку доверие к нему пошатнулось, пришлось решать проблему другим способом.</w:t>
       </w:r>
     </w:p>
     <w:p>
@@ -59,7 +59,7 @@
         <w:keepNext/>
       </w:pPr>
       <w:r>
-        <w:t>Этот случай напомнил мне: важнейшая ценность в совместной работе — доверие. Его можно завоёвывать годами и потерять одной неосторожной фразой.</w:t>
+        <w:t>Этот случай напомнил мне: В организациях самый ценный ресурс — не время, не деньги и не технология, а доверие людей друг к другу. Его можно завоёвывать годами и потерять иногда всего одним предложением.</w:t>
       </w:r>
     </w:p>
     <w:p>
@@ -72,11 +72,9 @@
         <w:rPr>
           <w:b/>
         </w:rPr>
-        <w:t>Мораль:</w:t>
+        <w:t>Мораль: Доверие — самое ценное богатство организации. На то, чтобы его завоевать, уходят годы, а потерять его можно одним предложением. Человек, который держит слово, бережёт это богатство.</w:t>
       </w:r>
-      <w:r>
-        <w:t xml:space="preserve"> Держать слово — значит беречь доверие. Без него невозможно надёжное сотрудничество.</w:t>
-      </w:r>
+      <w:r/>
     </w:p>
     <w:p>
       <w:pPr>
@@ -87,7 +85,7 @@
           <w:i/>
           <w:sz w:val="18"/>
         </w:rPr>
-        <w:t>«История взята из открытых источников Интернета.»</w:t>
+        <w:t>Рассказы взяты из открытых интернет-источников, а иллюстрации созданы с помощью ИИ.</w:t>
       </w:r>
     </w:p>
     <w:sectPr>
